--- a/Hujjatlar/10. Callcenter/Texnik talablar.docx
+++ b/Hujjatlar/10. Callcenter/Texnik talablar.docx
@@ -13,6 +13,7 @@
           <w:lang w:val="en-US"/>
         </w:rPr>
       </w:pPr>
+      <w:bookmarkStart w:id="0" w:name="_GoBack"/>
       <w:proofErr w:type="spellStart"/>
       <w:r>
         <w:rPr>
@@ -2394,24 +2395,8 @@
         </w:rPr>
         <w:t>yaratish</w:t>
       </w:r>
-      <w:proofErr w:type="spellEnd"/>
-    </w:p>
-    <w:p>
-      <w:pPr>
-        <w:pStyle w:val="a3"/>
-        <w:numPr>
-          <w:ilvl w:val="0"/>
-          <w:numId w:val="1"/>
-        </w:numPr>
-        <w:rPr>
-          <w:rFonts w:ascii="Times New Roman" w:hAnsi="Times New Roman" w:cs="Times New Roman"/>
-          <w:sz w:val="28"/>
-          <w:szCs w:val="28"/>
-          <w:lang w:val="en-US"/>
-        </w:rPr>
-      </w:pPr>
-      <w:bookmarkStart w:id="0" w:name="_GoBack"/>
       <w:bookmarkEnd w:id="0"/>
+      <w:proofErr w:type="spellEnd"/>
     </w:p>
     <w:sectPr>
       <w:pgSz w:w="11906" w:h="16838"/>
